--- a/deliverables/06-项目总结.docx
+++ b/deliverables/06-项目总结.docx
@@ -358,7 +358,7 @@
                 <w:b w:val="0"/>
                 <w:sz w:val="21"/>
               </w:rPr>
-              <w:t>2026-10-29</w:t>
+              <w:t>2026-10-31</w:t>
             </w:r>
           </w:p>
         </w:tc>
@@ -418,7 +418,7 @@
         <w:fldChar w:fldCharType="begin"/>
       </w:r>
       <w:r>
-        <w:instrText xml:space="preserve"> HYPERLINK \l _Toc19590 </w:instrText>
+        <w:instrText xml:space="preserve"> HYPERLINK \l _Toc18895 </w:instrText>
       </w:r>
       <w:r>
         <w:fldChar w:fldCharType="separate"/>
@@ -436,7 +436,7 @@
         <w:fldChar w:fldCharType="begin"/>
       </w:r>
       <w:r>
-        <w:instrText xml:space="preserve"> PAGEREF _Toc19590 \h </w:instrText>
+        <w:instrText xml:space="preserve"> PAGEREF _Toc18895 \h </w:instrText>
       </w:r>
       <w:r>
         <w:fldChar w:fldCharType="separate"/>
@@ -462,7 +462,7 @@
         <w:fldChar w:fldCharType="begin"/>
       </w:r>
       <w:r>
-        <w:instrText xml:space="preserve"> HYPERLINK \l _Toc6041 </w:instrText>
+        <w:instrText xml:space="preserve"> HYPERLINK \l _Toc8864 </w:instrText>
       </w:r>
       <w:r>
         <w:fldChar w:fldCharType="separate"/>
@@ -480,7 +480,7 @@
         <w:fldChar w:fldCharType="begin"/>
       </w:r>
       <w:r>
-        <w:instrText xml:space="preserve"> PAGEREF _Toc6041 \h </w:instrText>
+        <w:instrText xml:space="preserve"> PAGEREF _Toc8864 \h </w:instrText>
       </w:r>
       <w:r>
         <w:fldChar w:fldCharType="separate"/>
@@ -506,7 +506,7 @@
         <w:fldChar w:fldCharType="begin"/>
       </w:r>
       <w:r>
-        <w:instrText xml:space="preserve"> HYPERLINK \l _Toc32251 </w:instrText>
+        <w:instrText xml:space="preserve"> HYPERLINK \l _Toc7568 </w:instrText>
       </w:r>
       <w:r>
         <w:fldChar w:fldCharType="separate"/>
@@ -524,7 +524,7 @@
         <w:fldChar w:fldCharType="begin"/>
       </w:r>
       <w:r>
-        <w:instrText xml:space="preserve"> PAGEREF _Toc32251 \h </w:instrText>
+        <w:instrText xml:space="preserve"> PAGEREF _Toc7568 \h </w:instrText>
       </w:r>
       <w:r>
         <w:fldChar w:fldCharType="separate"/>
@@ -550,7 +550,7 @@
         <w:fldChar w:fldCharType="begin"/>
       </w:r>
       <w:r>
-        <w:instrText xml:space="preserve"> HYPERLINK \l _Toc26931 </w:instrText>
+        <w:instrText xml:space="preserve"> HYPERLINK \l _Toc11399 </w:instrText>
       </w:r>
       <w:r>
         <w:fldChar w:fldCharType="separate"/>
@@ -568,7 +568,7 @@
         <w:fldChar w:fldCharType="begin"/>
       </w:r>
       <w:r>
-        <w:instrText xml:space="preserve"> PAGEREF _Toc26931 \h </w:instrText>
+        <w:instrText xml:space="preserve"> PAGEREF _Toc11399 \h </w:instrText>
       </w:r>
       <w:r>
         <w:fldChar w:fldCharType="separate"/>
@@ -594,7 +594,7 @@
         <w:fldChar w:fldCharType="begin"/>
       </w:r>
       <w:r>
-        <w:instrText xml:space="preserve"> HYPERLINK \l _Toc11491 </w:instrText>
+        <w:instrText xml:space="preserve"> HYPERLINK \l _Toc4223 </w:instrText>
       </w:r>
       <w:r>
         <w:fldChar w:fldCharType="separate"/>
@@ -612,7 +612,7 @@
         <w:fldChar w:fldCharType="begin"/>
       </w:r>
       <w:r>
-        <w:instrText xml:space="preserve"> PAGEREF _Toc11491 \h </w:instrText>
+        <w:instrText xml:space="preserve"> PAGEREF _Toc4223 \h </w:instrText>
       </w:r>
       <w:r>
         <w:fldChar w:fldCharType="separate"/>
@@ -638,7 +638,7 @@
         <w:fldChar w:fldCharType="begin"/>
       </w:r>
       <w:r>
-        <w:instrText xml:space="preserve"> HYPERLINK \l _Toc28794 </w:instrText>
+        <w:instrText xml:space="preserve"> HYPERLINK \l _Toc16751 </w:instrText>
       </w:r>
       <w:r>
         <w:fldChar w:fldCharType="separate"/>
@@ -656,7 +656,7 @@
         <w:fldChar w:fldCharType="begin"/>
       </w:r>
       <w:r>
-        <w:instrText xml:space="preserve"> PAGEREF _Toc28794 \h </w:instrText>
+        <w:instrText xml:space="preserve"> PAGEREF _Toc16751 \h </w:instrText>
       </w:r>
       <w:r>
         <w:fldChar w:fldCharType="separate"/>
@@ -682,7 +682,7 @@
         <w:fldChar w:fldCharType="begin"/>
       </w:r>
       <w:r>
-        <w:instrText xml:space="preserve"> HYPERLINK \l _Toc23983 </w:instrText>
+        <w:instrText xml:space="preserve"> HYPERLINK \l _Toc10693 </w:instrText>
       </w:r>
       <w:r>
         <w:fldChar w:fldCharType="separate"/>
@@ -700,7 +700,7 @@
         <w:fldChar w:fldCharType="begin"/>
       </w:r>
       <w:r>
-        <w:instrText xml:space="preserve"> PAGEREF _Toc23983 \h </w:instrText>
+        <w:instrText xml:space="preserve"> PAGEREF _Toc10693 \h </w:instrText>
       </w:r>
       <w:r>
         <w:fldChar w:fldCharType="separate"/>
@@ -726,7 +726,7 @@
         <w:fldChar w:fldCharType="begin"/>
       </w:r>
       <w:r>
-        <w:instrText xml:space="preserve"> HYPERLINK \l _Toc602 </w:instrText>
+        <w:instrText xml:space="preserve"> HYPERLINK \l _Toc2627 </w:instrText>
       </w:r>
       <w:r>
         <w:fldChar w:fldCharType="separate"/>
@@ -744,7 +744,7 @@
         <w:fldChar w:fldCharType="begin"/>
       </w:r>
       <w:r>
-        <w:instrText xml:space="preserve"> PAGEREF _Toc602 \h </w:instrText>
+        <w:instrText xml:space="preserve"> PAGEREF _Toc2627 \h </w:instrText>
       </w:r>
       <w:r>
         <w:fldChar w:fldCharType="separate"/>
@@ -770,7 +770,7 @@
         <w:fldChar w:fldCharType="begin"/>
       </w:r>
       <w:r>
-        <w:instrText xml:space="preserve"> HYPERLINK \l _Toc21226 </w:instrText>
+        <w:instrText xml:space="preserve"> HYPERLINK \l _Toc15230 </w:instrText>
       </w:r>
       <w:r>
         <w:fldChar w:fldCharType="separate"/>
@@ -788,7 +788,7 @@
         <w:fldChar w:fldCharType="begin"/>
       </w:r>
       <w:r>
-        <w:instrText xml:space="preserve"> PAGEREF _Toc21226 \h </w:instrText>
+        <w:instrText xml:space="preserve"> PAGEREF _Toc15230 \h </w:instrText>
       </w:r>
       <w:r>
         <w:fldChar w:fldCharType="separate"/>
@@ -814,7 +814,7 @@
         <w:fldChar w:fldCharType="begin"/>
       </w:r>
       <w:r>
-        <w:instrText xml:space="preserve"> HYPERLINK \l _Toc23349 </w:instrText>
+        <w:instrText xml:space="preserve"> HYPERLINK \l _Toc4634 </w:instrText>
       </w:r>
       <w:r>
         <w:fldChar w:fldCharType="separate"/>
@@ -832,7 +832,7 @@
         <w:fldChar w:fldCharType="begin"/>
       </w:r>
       <w:r>
-        <w:instrText xml:space="preserve"> PAGEREF _Toc23349 \h </w:instrText>
+        <w:instrText xml:space="preserve"> PAGEREF _Toc4634 \h </w:instrText>
       </w:r>
       <w:r>
         <w:fldChar w:fldCharType="separate"/>
@@ -858,7 +858,7 @@
         <w:fldChar w:fldCharType="begin"/>
       </w:r>
       <w:r>
-        <w:instrText xml:space="preserve"> HYPERLINK \l _Toc29522 </w:instrText>
+        <w:instrText xml:space="preserve"> HYPERLINK \l _Toc26635 </w:instrText>
       </w:r>
       <w:r>
         <w:fldChar w:fldCharType="separate"/>
@@ -876,7 +876,7 @@
         <w:fldChar w:fldCharType="begin"/>
       </w:r>
       <w:r>
-        <w:instrText xml:space="preserve"> PAGEREF _Toc29522 \h </w:instrText>
+        <w:instrText xml:space="preserve"> PAGEREF _Toc26635 \h </w:instrText>
       </w:r>
       <w:r>
         <w:fldChar w:fldCharType="separate"/>
@@ -902,7 +902,7 @@
         <w:fldChar w:fldCharType="begin"/>
       </w:r>
       <w:r>
-        <w:instrText xml:space="preserve"> HYPERLINK \l _Toc31533 </w:instrText>
+        <w:instrText xml:space="preserve"> HYPERLINK \l _Toc20185 </w:instrText>
       </w:r>
       <w:r>
         <w:fldChar w:fldCharType="separate"/>
@@ -920,7 +920,7 @@
         <w:fldChar w:fldCharType="begin"/>
       </w:r>
       <w:r>
-        <w:instrText xml:space="preserve"> PAGEREF _Toc31533 \h </w:instrText>
+        <w:instrText xml:space="preserve"> PAGEREF _Toc20185 \h </w:instrText>
       </w:r>
       <w:r>
         <w:fldChar w:fldCharType="separate"/>
@@ -946,7 +946,7 @@
         <w:fldChar w:fldCharType="begin"/>
       </w:r>
       <w:r>
-        <w:instrText xml:space="preserve"> HYPERLINK \l _Toc2420 </w:instrText>
+        <w:instrText xml:space="preserve"> HYPERLINK \l _Toc16058 </w:instrText>
       </w:r>
       <w:r>
         <w:fldChar w:fldCharType="separate"/>
@@ -964,7 +964,7 @@
         <w:fldChar w:fldCharType="begin"/>
       </w:r>
       <w:r>
-        <w:instrText xml:space="preserve"> PAGEREF _Toc2420 \h </w:instrText>
+        <w:instrText xml:space="preserve"> PAGEREF _Toc16058 \h </w:instrText>
       </w:r>
       <w:r>
         <w:fldChar w:fldCharType="separate"/>
@@ -990,7 +990,7 @@
         <w:fldChar w:fldCharType="begin"/>
       </w:r>
       <w:r>
-        <w:instrText xml:space="preserve"> HYPERLINK \l _Toc27081 </w:instrText>
+        <w:instrText xml:space="preserve"> HYPERLINK \l _Toc10152 </w:instrText>
       </w:r>
       <w:r>
         <w:fldChar w:fldCharType="separate"/>
@@ -1008,7 +1008,7 @@
         <w:fldChar w:fldCharType="begin"/>
       </w:r>
       <w:r>
-        <w:instrText xml:space="preserve"> PAGEREF _Toc27081 \h </w:instrText>
+        <w:instrText xml:space="preserve"> PAGEREF _Toc10152 \h </w:instrText>
       </w:r>
       <w:r>
         <w:fldChar w:fldCharType="separate"/>
@@ -1034,7 +1034,7 @@
         <w:fldChar w:fldCharType="begin"/>
       </w:r>
       <w:r>
-        <w:instrText xml:space="preserve"> HYPERLINK \l _Toc28989 </w:instrText>
+        <w:instrText xml:space="preserve"> HYPERLINK \l _Toc4829 </w:instrText>
       </w:r>
       <w:r>
         <w:fldChar w:fldCharType="separate"/>
@@ -1052,7 +1052,7 @@
         <w:fldChar w:fldCharType="begin"/>
       </w:r>
       <w:r>
-        <w:instrText xml:space="preserve"> PAGEREF _Toc28989 \h </w:instrText>
+        <w:instrText xml:space="preserve"> PAGEREF _Toc4829 \h </w:instrText>
       </w:r>
       <w:r>
         <w:fldChar w:fldCharType="separate"/>
@@ -1078,7 +1078,7 @@
         <w:fldChar w:fldCharType="begin"/>
       </w:r>
       <w:r>
-        <w:instrText xml:space="preserve"> HYPERLINK \l _Toc17337 </w:instrText>
+        <w:instrText xml:space="preserve"> HYPERLINK \l _Toc12335 </w:instrText>
       </w:r>
       <w:r>
         <w:fldChar w:fldCharType="separate"/>
@@ -1096,7 +1096,7 @@
         <w:fldChar w:fldCharType="begin"/>
       </w:r>
       <w:r>
-        <w:instrText xml:space="preserve"> PAGEREF _Toc17337 \h </w:instrText>
+        <w:instrText xml:space="preserve"> PAGEREF _Toc12335 \h </w:instrText>
       </w:r>
       <w:r>
         <w:fldChar w:fldCharType="separate"/>
@@ -1122,7 +1122,7 @@
         <w:fldChar w:fldCharType="begin"/>
       </w:r>
       <w:r>
-        <w:instrText xml:space="preserve"> HYPERLINK \l _Toc11053 </w:instrText>
+        <w:instrText xml:space="preserve"> HYPERLINK \l _Toc2196 </w:instrText>
       </w:r>
       <w:r>
         <w:fldChar w:fldCharType="separate"/>
@@ -1140,7 +1140,7 @@
         <w:fldChar w:fldCharType="begin"/>
       </w:r>
       <w:r>
-        <w:instrText xml:space="preserve"> PAGEREF _Toc11053 \h </w:instrText>
+        <w:instrText xml:space="preserve"> PAGEREF _Toc2196 \h </w:instrText>
       </w:r>
       <w:r>
         <w:fldChar w:fldCharType="separate"/>
@@ -1166,7 +1166,7 @@
         <w:fldChar w:fldCharType="begin"/>
       </w:r>
       <w:r>
-        <w:instrText xml:space="preserve"> HYPERLINK \l _Toc19398 </w:instrText>
+        <w:instrText xml:space="preserve"> HYPERLINK \l _Toc18116 </w:instrText>
       </w:r>
       <w:r>
         <w:fldChar w:fldCharType="separate"/>
@@ -1184,7 +1184,7 @@
         <w:fldChar w:fldCharType="begin"/>
       </w:r>
       <w:r>
-        <w:instrText xml:space="preserve"> PAGEREF _Toc19398 \h </w:instrText>
+        <w:instrText xml:space="preserve"> PAGEREF _Toc18116 \h </w:instrText>
       </w:r>
       <w:r>
         <w:fldChar w:fldCharType="separate"/>
@@ -1210,7 +1210,7 @@
         <w:fldChar w:fldCharType="begin"/>
       </w:r>
       <w:r>
-        <w:instrText xml:space="preserve"> HYPERLINK \l _Toc18958 </w:instrText>
+        <w:instrText xml:space="preserve"> HYPERLINK \l _Toc27850 </w:instrText>
       </w:r>
       <w:r>
         <w:fldChar w:fldCharType="separate"/>
@@ -1228,7 +1228,7 @@
         <w:fldChar w:fldCharType="begin"/>
       </w:r>
       <w:r>
-        <w:instrText xml:space="preserve"> PAGEREF _Toc18958 \h </w:instrText>
+        <w:instrText xml:space="preserve"> PAGEREF _Toc27850 \h </w:instrText>
       </w:r>
       <w:r>
         <w:fldChar w:fldCharType="separate"/>
@@ -1254,7 +1254,7 @@
         <w:fldChar w:fldCharType="begin"/>
       </w:r>
       <w:r>
-        <w:instrText xml:space="preserve"> HYPERLINK \l _Toc16431 </w:instrText>
+        <w:instrText xml:space="preserve"> HYPERLINK \l _Toc29927 </w:instrText>
       </w:r>
       <w:r>
         <w:fldChar w:fldCharType="separate"/>
@@ -1272,7 +1272,7 @@
         <w:fldChar w:fldCharType="begin"/>
       </w:r>
       <w:r>
-        <w:instrText xml:space="preserve"> PAGEREF _Toc16431 \h </w:instrText>
+        <w:instrText xml:space="preserve"> PAGEREF _Toc29927 \h </w:instrText>
       </w:r>
       <w:r>
         <w:fldChar w:fldCharType="separate"/>
@@ -1298,7 +1298,7 @@
         <w:fldChar w:fldCharType="begin"/>
       </w:r>
       <w:r>
-        <w:instrText xml:space="preserve"> HYPERLINK \l _Toc5971 </w:instrText>
+        <w:instrText xml:space="preserve"> HYPERLINK \l _Toc23094 </w:instrText>
       </w:r>
       <w:r>
         <w:fldChar w:fldCharType="separate"/>
@@ -1316,7 +1316,7 @@
         <w:fldChar w:fldCharType="begin"/>
       </w:r>
       <w:r>
-        <w:instrText xml:space="preserve"> PAGEREF _Toc5971 \h </w:instrText>
+        <w:instrText xml:space="preserve"> PAGEREF _Toc23094 \h </w:instrText>
       </w:r>
       <w:r>
         <w:fldChar w:fldCharType="separate"/>
@@ -1342,7 +1342,7 @@
         <w:fldChar w:fldCharType="begin"/>
       </w:r>
       <w:r>
-        <w:instrText xml:space="preserve"> HYPERLINK \l _Toc2 </w:instrText>
+        <w:instrText xml:space="preserve"> HYPERLINK \l _Toc11457 </w:instrText>
       </w:r>
       <w:r>
         <w:fldChar w:fldCharType="separate"/>
@@ -1360,7 +1360,7 @@
         <w:fldChar w:fldCharType="begin"/>
       </w:r>
       <w:r>
-        <w:instrText xml:space="preserve"> PAGEREF _Toc2 \h </w:instrText>
+        <w:instrText xml:space="preserve"> PAGEREF _Toc11457 \h </w:instrText>
       </w:r>
       <w:r>
         <w:fldChar w:fldCharType="separate"/>
@@ -1386,7 +1386,7 @@
         <w:fldChar w:fldCharType="begin"/>
       </w:r>
       <w:r>
-        <w:instrText xml:space="preserve"> HYPERLINK \l _Toc27538 </w:instrText>
+        <w:instrText xml:space="preserve"> HYPERLINK \l _Toc31594 </w:instrText>
       </w:r>
       <w:r>
         <w:fldChar w:fldCharType="separate"/>
@@ -1404,7 +1404,7 @@
         <w:fldChar w:fldCharType="begin"/>
       </w:r>
       <w:r>
-        <w:instrText xml:space="preserve"> PAGEREF _Toc27538 \h </w:instrText>
+        <w:instrText xml:space="preserve"> PAGEREF _Toc31594 \h </w:instrText>
       </w:r>
       <w:r>
         <w:fldChar w:fldCharType="separate"/>
@@ -1430,7 +1430,7 @@
         <w:fldChar w:fldCharType="begin"/>
       </w:r>
       <w:r>
-        <w:instrText xml:space="preserve"> HYPERLINK \l _Toc10295 </w:instrText>
+        <w:instrText xml:space="preserve"> HYPERLINK \l _Toc4996 </w:instrText>
       </w:r>
       <w:r>
         <w:fldChar w:fldCharType="separate"/>
@@ -1448,7 +1448,7 @@
         <w:fldChar w:fldCharType="begin"/>
       </w:r>
       <w:r>
-        <w:instrText xml:space="preserve"> PAGEREF _Toc10295 \h </w:instrText>
+        <w:instrText xml:space="preserve"> PAGEREF _Toc4996 \h </w:instrText>
       </w:r>
       <w:r>
         <w:fldChar w:fldCharType="separate"/>
@@ -1474,7 +1474,7 @@
         <w:fldChar w:fldCharType="begin"/>
       </w:r>
       <w:r>
-        <w:instrText xml:space="preserve"> HYPERLINK \l _Toc25530 </w:instrText>
+        <w:instrText xml:space="preserve"> HYPERLINK \l _Toc31271 </w:instrText>
       </w:r>
       <w:r>
         <w:fldChar w:fldCharType="separate"/>
@@ -1492,7 +1492,7 @@
         <w:fldChar w:fldCharType="begin"/>
       </w:r>
       <w:r>
-        <w:instrText xml:space="preserve"> PAGEREF _Toc25530 \h </w:instrText>
+        <w:instrText xml:space="preserve"> PAGEREF _Toc31271 \h </w:instrText>
       </w:r>
       <w:r>
         <w:fldChar w:fldCharType="separate"/>
@@ -1518,7 +1518,7 @@
         <w:fldChar w:fldCharType="begin"/>
       </w:r>
       <w:r>
-        <w:instrText xml:space="preserve"> HYPERLINK \l _Toc20110 </w:instrText>
+        <w:instrText xml:space="preserve"> HYPERLINK \l _Toc18395 </w:instrText>
       </w:r>
       <w:r>
         <w:fldChar w:fldCharType="separate"/>
@@ -1536,7 +1536,7 @@
         <w:fldChar w:fldCharType="begin"/>
       </w:r>
       <w:r>
-        <w:instrText xml:space="preserve"> PAGEREF _Toc20110 \h </w:instrText>
+        <w:instrText xml:space="preserve"> PAGEREF _Toc18395 \h </w:instrText>
       </w:r>
       <w:r>
         <w:fldChar w:fldCharType="separate"/>
@@ -1562,7 +1562,7 @@
         <w:fldChar w:fldCharType="begin"/>
       </w:r>
       <w:r>
-        <w:instrText xml:space="preserve"> HYPERLINK \l _Toc8425 </w:instrText>
+        <w:instrText xml:space="preserve"> HYPERLINK \l _Toc28310 </w:instrText>
       </w:r>
       <w:r>
         <w:fldChar w:fldCharType="separate"/>
@@ -1580,7 +1580,7 @@
         <w:fldChar w:fldCharType="begin"/>
       </w:r>
       <w:r>
-        <w:instrText xml:space="preserve"> PAGEREF _Toc8425 \h </w:instrText>
+        <w:instrText xml:space="preserve"> PAGEREF _Toc28310 \h </w:instrText>
       </w:r>
       <w:r>
         <w:fldChar w:fldCharType="separate"/>
@@ -1606,7 +1606,7 @@
         <w:fldChar w:fldCharType="begin"/>
       </w:r>
       <w:r>
-        <w:instrText xml:space="preserve"> HYPERLINK \l _Toc28806 </w:instrText>
+        <w:instrText xml:space="preserve"> HYPERLINK \l _Toc19662 </w:instrText>
       </w:r>
       <w:r>
         <w:fldChar w:fldCharType="separate"/>
@@ -1624,7 +1624,7 @@
         <w:fldChar w:fldCharType="begin"/>
       </w:r>
       <w:r>
-        <w:instrText xml:space="preserve"> PAGEREF _Toc28806 \h </w:instrText>
+        <w:instrText xml:space="preserve"> PAGEREF _Toc19662 \h </w:instrText>
       </w:r>
       <w:r>
         <w:fldChar w:fldCharType="separate"/>
@@ -1650,7 +1650,7 @@
         <w:fldChar w:fldCharType="begin"/>
       </w:r>
       <w:r>
-        <w:instrText xml:space="preserve"> HYPERLINK \l _Toc28692 </w:instrText>
+        <w:instrText xml:space="preserve"> HYPERLINK \l _Toc29980 </w:instrText>
       </w:r>
       <w:r>
         <w:fldChar w:fldCharType="separate"/>
@@ -1668,7 +1668,7 @@
         <w:fldChar w:fldCharType="begin"/>
       </w:r>
       <w:r>
-        <w:instrText xml:space="preserve"> PAGEREF _Toc28692 \h </w:instrText>
+        <w:instrText xml:space="preserve"> PAGEREF _Toc29980 \h </w:instrText>
       </w:r>
       <w:r>
         <w:fldChar w:fldCharType="separate"/>
@@ -1694,7 +1694,7 @@
         <w:fldChar w:fldCharType="begin"/>
       </w:r>
       <w:r>
-        <w:instrText xml:space="preserve"> HYPERLINK \l _Toc7912 </w:instrText>
+        <w:instrText xml:space="preserve"> HYPERLINK \l _Toc17600 </w:instrText>
       </w:r>
       <w:r>
         <w:fldChar w:fldCharType="separate"/>
@@ -1712,7 +1712,7 @@
         <w:fldChar w:fldCharType="begin"/>
       </w:r>
       <w:r>
-        <w:instrText xml:space="preserve"> PAGEREF _Toc7912 \h </w:instrText>
+        <w:instrText xml:space="preserve"> PAGEREF _Toc17600 \h </w:instrText>
       </w:r>
       <w:r>
         <w:fldChar w:fldCharType="separate"/>
@@ -1738,7 +1738,7 @@
         <w:fldChar w:fldCharType="begin"/>
       </w:r>
       <w:r>
-        <w:instrText xml:space="preserve"> HYPERLINK \l _Toc24548 </w:instrText>
+        <w:instrText xml:space="preserve"> HYPERLINK \l _Toc2008 </w:instrText>
       </w:r>
       <w:r>
         <w:fldChar w:fldCharType="separate"/>
@@ -1756,7 +1756,7 @@
         <w:fldChar w:fldCharType="begin"/>
       </w:r>
       <w:r>
-        <w:instrText xml:space="preserve"> PAGEREF _Toc24548 \h </w:instrText>
+        <w:instrText xml:space="preserve"> PAGEREF _Toc2008 \h </w:instrText>
       </w:r>
       <w:r>
         <w:fldChar w:fldCharType="separate"/>
@@ -1782,7 +1782,7 @@
         <w:fldChar w:fldCharType="begin"/>
       </w:r>
       <w:r>
-        <w:instrText xml:space="preserve"> HYPERLINK \l _Toc29363 </w:instrText>
+        <w:instrText xml:space="preserve"> HYPERLINK \l _Toc17783 </w:instrText>
       </w:r>
       <w:r>
         <w:fldChar w:fldCharType="separate"/>
@@ -1800,7 +1800,7 @@
         <w:fldChar w:fldCharType="begin"/>
       </w:r>
       <w:r>
-        <w:instrText xml:space="preserve"> PAGEREF _Toc29363 \h </w:instrText>
+        <w:instrText xml:space="preserve"> PAGEREF _Toc17783 \h </w:instrText>
       </w:r>
       <w:r>
         <w:fldChar w:fldCharType="separate"/>
@@ -1826,7 +1826,7 @@
         <w:fldChar w:fldCharType="begin"/>
       </w:r>
       <w:r>
-        <w:instrText xml:space="preserve"> HYPERLINK \l _Toc15983 </w:instrText>
+        <w:instrText xml:space="preserve"> HYPERLINK \l _Toc24850 </w:instrText>
       </w:r>
       <w:r>
         <w:fldChar w:fldCharType="separate"/>
@@ -1844,7 +1844,7 @@
         <w:fldChar w:fldCharType="begin"/>
       </w:r>
       <w:r>
-        <w:instrText xml:space="preserve"> PAGEREF _Toc15983 \h </w:instrText>
+        <w:instrText xml:space="preserve"> PAGEREF _Toc24850 \h </w:instrText>
       </w:r>
       <w:r>
         <w:fldChar w:fldCharType="separate"/>
@@ -1870,7 +1870,7 @@
         <w:fldChar w:fldCharType="begin"/>
       </w:r>
       <w:r>
-        <w:instrText xml:space="preserve"> HYPERLINK \l _Toc32370 </w:instrText>
+        <w:instrText xml:space="preserve"> HYPERLINK \l _Toc5455 </w:instrText>
       </w:r>
       <w:r>
         <w:fldChar w:fldCharType="separate"/>
@@ -1888,7 +1888,7 @@
         <w:fldChar w:fldCharType="begin"/>
       </w:r>
       <w:r>
-        <w:instrText xml:space="preserve"> PAGEREF _Toc32370 \h </w:instrText>
+        <w:instrText xml:space="preserve"> PAGEREF _Toc5455 \h </w:instrText>
       </w:r>
       <w:r>
         <w:fldChar w:fldCharType="separate"/>
@@ -1914,7 +1914,7 @@
         <w:fldChar w:fldCharType="begin"/>
       </w:r>
       <w:r>
-        <w:instrText xml:space="preserve"> HYPERLINK \l _Toc1458 </w:instrText>
+        <w:instrText xml:space="preserve"> HYPERLINK \l _Toc5665 </w:instrText>
       </w:r>
       <w:r>
         <w:fldChar w:fldCharType="separate"/>
@@ -1932,7 +1932,7 @@
         <w:fldChar w:fldCharType="begin"/>
       </w:r>
       <w:r>
-        <w:instrText xml:space="preserve"> PAGEREF _Toc1458 \h </w:instrText>
+        <w:instrText xml:space="preserve"> PAGEREF _Toc5665 \h </w:instrText>
       </w:r>
       <w:r>
         <w:fldChar w:fldCharType="separate"/>
@@ -1958,7 +1958,7 @@
         <w:fldChar w:fldCharType="begin"/>
       </w:r>
       <w:r>
-        <w:instrText xml:space="preserve"> HYPERLINK \l _Toc18246 </w:instrText>
+        <w:instrText xml:space="preserve"> HYPERLINK \l _Toc25342 </w:instrText>
       </w:r>
       <w:r>
         <w:fldChar w:fldCharType="separate"/>
@@ -1976,7 +1976,7 @@
         <w:fldChar w:fldCharType="begin"/>
       </w:r>
       <w:r>
-        <w:instrText xml:space="preserve"> PAGEREF _Toc18246 \h </w:instrText>
+        <w:instrText xml:space="preserve"> PAGEREF _Toc25342 \h </w:instrText>
       </w:r>
       <w:r>
         <w:fldChar w:fldCharType="separate"/>
@@ -2002,7 +2002,7 @@
         <w:fldChar w:fldCharType="begin"/>
       </w:r>
       <w:r>
-        <w:instrText xml:space="preserve"> HYPERLINK \l _Toc13567 </w:instrText>
+        <w:instrText xml:space="preserve"> HYPERLINK \l _Toc22169 </w:instrText>
       </w:r>
       <w:r>
         <w:fldChar w:fldCharType="separate"/>
@@ -2020,7 +2020,7 @@
         <w:fldChar w:fldCharType="begin"/>
       </w:r>
       <w:r>
-        <w:instrText xml:space="preserve"> PAGEREF _Toc13567 \h </w:instrText>
+        <w:instrText xml:space="preserve"> PAGEREF _Toc22169 \h </w:instrText>
       </w:r>
       <w:r>
         <w:fldChar w:fldCharType="separate"/>
@@ -2046,7 +2046,7 @@
         <w:fldChar w:fldCharType="begin"/>
       </w:r>
       <w:r>
-        <w:instrText xml:space="preserve"> HYPERLINK \l _Toc27427 </w:instrText>
+        <w:instrText xml:space="preserve"> HYPERLINK \l _Toc21663 </w:instrText>
       </w:r>
       <w:r>
         <w:fldChar w:fldCharType="separate"/>
@@ -2064,7 +2064,7 @@
         <w:fldChar w:fldCharType="begin"/>
       </w:r>
       <w:r>
-        <w:instrText xml:space="preserve"> PAGEREF _Toc27427 \h </w:instrText>
+        <w:instrText xml:space="preserve"> PAGEREF _Toc21663 \h </w:instrText>
       </w:r>
       <w:r>
         <w:fldChar w:fldCharType="separate"/>
@@ -2090,7 +2090,7 @@
         <w:fldChar w:fldCharType="begin"/>
       </w:r>
       <w:r>
-        <w:instrText xml:space="preserve"> HYPERLINK \l _Toc18108 </w:instrText>
+        <w:instrText xml:space="preserve"> HYPERLINK \l _Toc22970 </w:instrText>
       </w:r>
       <w:r>
         <w:fldChar w:fldCharType="separate"/>
@@ -2108,7 +2108,7 @@
         <w:fldChar w:fldCharType="begin"/>
       </w:r>
       <w:r>
-        <w:instrText xml:space="preserve"> PAGEREF _Toc18108 \h </w:instrText>
+        <w:instrText xml:space="preserve"> PAGEREF _Toc22970 \h </w:instrText>
       </w:r>
       <w:r>
         <w:fldChar w:fldCharType="separate"/>
@@ -2126,18 +2126,14 @@
     <w:p>
       <w:r>
         <w:fldChar w:fldCharType="end"/>
-      </w:r>
-    </w:p>
-    <w:p>
-      <w:r>
-        <w:br w:type="page"/>
       </w:r>
     </w:p>
     <w:p>
       <w:pPr>
         <w:pStyle w:val="4"/>
+        <w:pageBreakBefore/>
       </w:pPr>
-      <w:bookmarkStart w:id="0" w:name="_Toc19590"/>
+      <w:bookmarkStart w:id="0" w:name="_Toc18895"/>
       <w:r>
         <w:rPr>
           <w:rFonts w:ascii="宋体" w:hAnsi="宋体" w:eastAsia="宋体"/>
@@ -2152,7 +2148,7 @@
       <w:pPr>
         <w:pStyle w:val="5"/>
       </w:pPr>
-      <w:bookmarkStart w:id="1" w:name="_Toc6041"/>
+      <w:bookmarkStart w:id="1" w:name="_Toc8864"/>
       <w:r>
         <w:rPr>
           <w:rFonts w:ascii="宋体" w:hAnsi="宋体" w:eastAsia="宋体"/>
@@ -2170,7 +2166,7 @@
           <w:b w:val="0"/>
           <w:sz w:val="21"/>
         </w:rPr>
-        <w:t>《智慧企业知识财富库系统》是一个面向课程实践的本地 Web 应用。项目以知识文档管理为基础，叠加认证与权限、检索增强问答、知识图谱、收藏、审计、用户与分类管理、系统运维等功能。最终版本为 V2.0，完成日期为 2026-10-29。</w:t>
+        <w:t>《智慧企业知识财富库系统》是一个面向课程实践的本地 Web 应用。项目以知识文档管理为基础，叠加认证与权限、检索增强问答、知识图谱、收藏、审计、用户与分类管理、系统运维等功能。最终版本为 V2.0，完成日期为 2026-10-31。</w:t>
       </w:r>
     </w:p>
     <w:tbl>
@@ -2745,7 +2741,7 @@
                 <w:b w:val="0"/>
                 <w:sz w:val="17"/>
               </w:rPr>
-              <w:t>pytest，当前测试集共 133 条，编制文档时全部通过</w:t>
+              <w:t>pytest，当前测试集共 136 条，编制文档时全部通过</w:t>
             </w:r>
           </w:p>
         </w:tc>
@@ -2821,7 +2817,7 @@
       <w:pPr>
         <w:pStyle w:val="5"/>
       </w:pPr>
-      <w:bookmarkStart w:id="2" w:name="_Toc32251"/>
+      <w:bookmarkStart w:id="2" w:name="_Toc7568"/>
       <w:r>
         <w:rPr>
           <w:rFonts w:ascii="宋体" w:hAnsi="宋体" w:eastAsia="宋体"/>
@@ -2954,7 +2950,7 @@
       <w:pPr>
         <w:pStyle w:val="5"/>
       </w:pPr>
-      <w:bookmarkStart w:id="3" w:name="_Toc26931"/>
+      <w:bookmarkStart w:id="3" w:name="_Toc11399"/>
       <w:r>
         <w:rPr>
           <w:rFonts w:ascii="宋体" w:hAnsi="宋体" w:eastAsia="宋体"/>
@@ -2989,7 +2985,7 @@
       <w:pPr>
         <w:pStyle w:val="5"/>
       </w:pPr>
-      <w:bookmarkStart w:id="4" w:name="_Toc11491"/>
+      <w:bookmarkStart w:id="4" w:name="_Toc4223"/>
       <w:r>
         <w:rPr>
           <w:rFonts w:ascii="宋体" w:hAnsi="宋体" w:eastAsia="宋体"/>
@@ -3668,7 +3664,7 @@
       <w:pPr>
         <w:pStyle w:val="4"/>
       </w:pPr>
-      <w:bookmarkStart w:id="5" w:name="_Toc28794"/>
+      <w:bookmarkStart w:id="5" w:name="_Toc16751"/>
       <w:r>
         <w:rPr>
           <w:rFonts w:ascii="宋体" w:hAnsi="宋体" w:eastAsia="宋体"/>
@@ -3683,7 +3679,7 @@
       <w:pPr>
         <w:pStyle w:val="5"/>
       </w:pPr>
-      <w:bookmarkStart w:id="6" w:name="_Toc23983"/>
+      <w:bookmarkStart w:id="6" w:name="_Toc10693"/>
       <w:r>
         <w:rPr>
           <w:rFonts w:ascii="宋体" w:hAnsi="宋体" w:eastAsia="宋体"/>
@@ -3701,7 +3697,7 @@
           <w:b w:val="0"/>
           <w:sz w:val="21"/>
         </w:rPr>
-        <w:t>计划窗口为 2026-08-10 至 2026-11-01，共 12 周；计划交付控制点为 2026-10-29。实际于 2026-10-29 完成交付，整体处于计划的 12 周窗口内。下表按阶段对比计划输出与实际结果；由于项目为单人执行，阶段存在交叉和迭代，表中“实际结果”以最终交付状态为准，重点描述是否完成以及产生的影响。</w:t>
+        <w:t>计划窗口为 2026-08-10 至 2026-11-01，共 12 周；计划交付控制点为 2026-10-31。实际于 2026-10-31 完成交付，整体处于计划的 12 周窗口内。下表按阶段对比计划输出与实际结果；由于项目为单人执行，阶段存在交叉和迭代，表中“实际结果”以最终交付状态为准，重点描述是否完成以及产生的影响。</w:t>
       </w:r>
     </w:p>
     <w:tbl>
@@ -5145,7 +5141,7 @@
                 <w:b w:val="0"/>
                 <w:sz w:val="17"/>
               </w:rPr>
-              <w:t>133 条自动化测试编制时全部通过，完成手工主链路验收</w:t>
+              <w:t>136 条自动化测试编制时全部通过，完成手工主链路验收</w:t>
             </w:r>
           </w:p>
         </w:tc>
@@ -5321,7 +5317,7 @@
       <w:pPr>
         <w:pStyle w:val="5"/>
       </w:pPr>
-      <w:bookmarkStart w:id="7" w:name="_Toc602"/>
+      <w:bookmarkStart w:id="7" w:name="_Toc2627"/>
       <w:r>
         <w:rPr>
           <w:rFonts w:ascii="宋体" w:hAnsi="宋体" w:eastAsia="宋体"/>
@@ -6485,7 +6481,7 @@
       <w:pPr>
         <w:pStyle w:val="5"/>
       </w:pPr>
-      <w:bookmarkStart w:id="8" w:name="_Toc21226"/>
+      <w:bookmarkStart w:id="8" w:name="_Toc15230"/>
       <w:r>
         <w:rPr>
           <w:rFonts w:ascii="宋体" w:hAnsi="宋体" w:eastAsia="宋体"/>
@@ -7392,7 +7388,7 @@
                 <w:b w:val="0"/>
                 <w:sz w:val="17"/>
               </w:rPr>
-              <w:t>2026-10-29</w:t>
+              <w:t>2026-10-31</w:t>
             </w:r>
           </w:p>
         </w:tc>
@@ -7447,7 +7443,7 @@
       <w:pPr>
         <w:pStyle w:val="5"/>
       </w:pPr>
-      <w:bookmarkStart w:id="9" w:name="_Toc23349"/>
+      <w:bookmarkStart w:id="9" w:name="_Toc4634"/>
       <w:r>
         <w:rPr>
           <w:rFonts w:ascii="宋体" w:hAnsi="宋体" w:eastAsia="宋体"/>
@@ -7552,7 +7548,7 @@
       <w:pPr>
         <w:pStyle w:val="4"/>
       </w:pPr>
-      <w:bookmarkStart w:id="10" w:name="_Toc29522"/>
+      <w:bookmarkStart w:id="10" w:name="_Toc26635"/>
       <w:r>
         <w:rPr>
           <w:rFonts w:ascii="宋体" w:hAnsi="宋体" w:eastAsia="宋体"/>
@@ -7567,7 +7563,7 @@
       <w:pPr>
         <w:pStyle w:val="5"/>
       </w:pPr>
-      <w:bookmarkStart w:id="11" w:name="_Toc31533"/>
+      <w:bookmarkStart w:id="11" w:name="_Toc20185"/>
       <w:r>
         <w:rPr>
           <w:rFonts w:ascii="宋体" w:hAnsi="宋体" w:eastAsia="宋体"/>
@@ -7717,7 +7713,7 @@
       <w:pPr>
         <w:pStyle w:val="5"/>
       </w:pPr>
-      <w:bookmarkStart w:id="12" w:name="_Toc2420"/>
+      <w:bookmarkStart w:id="12" w:name="_Toc16058"/>
       <w:r>
         <w:rPr>
           <w:rFonts w:ascii="宋体" w:hAnsi="宋体" w:eastAsia="宋体"/>
@@ -8426,7 +8422,7 @@
       <w:pPr>
         <w:pStyle w:val="5"/>
       </w:pPr>
-      <w:bookmarkStart w:id="13" w:name="_Toc27081"/>
+      <w:bookmarkStart w:id="13" w:name="_Toc10152"/>
       <w:r>
         <w:rPr>
           <w:rFonts w:ascii="宋体" w:hAnsi="宋体" w:eastAsia="宋体"/>
@@ -8539,7 +8535,7 @@
       <w:pPr>
         <w:pStyle w:val="4"/>
       </w:pPr>
-      <w:bookmarkStart w:id="14" w:name="_Toc28989"/>
+      <w:bookmarkStart w:id="14" w:name="_Toc4829"/>
       <w:r>
         <w:rPr>
           <w:rFonts w:ascii="宋体" w:hAnsi="宋体" w:eastAsia="宋体"/>
@@ -8554,7 +8550,7 @@
       <w:pPr>
         <w:pStyle w:val="5"/>
       </w:pPr>
-      <w:bookmarkStart w:id="15" w:name="_Toc17337"/>
+      <w:bookmarkStart w:id="15" w:name="_Toc12335"/>
       <w:r>
         <w:rPr>
           <w:rFonts w:ascii="宋体" w:hAnsi="宋体" w:eastAsia="宋体"/>
@@ -9185,7 +9181,7 @@
           <w:b w:val="0"/>
           <w:sz w:val="21"/>
         </w:rPr>
-        <w:t xml:space="preserve">当前自动化测试集共 133 条，分布在 </w:t>
+        <w:t xml:space="preserve">当前自动化测试集共 136 条，分布在 </w:t>
       </w:r>
       <w:r>
         <w:rPr>
@@ -9272,7 +9268,7 @@
       <w:pPr>
         <w:pStyle w:val="5"/>
       </w:pPr>
-      <w:bookmarkStart w:id="16" w:name="_Toc11053"/>
+      <w:bookmarkStart w:id="16" w:name="_Toc2196"/>
       <w:r>
         <w:rPr>
           <w:rFonts w:ascii="宋体" w:hAnsi="宋体" w:eastAsia="宋体"/>
@@ -9450,7 +9446,7 @@
                 <w:b w:val="0"/>
                 <w:sz w:val="17"/>
               </w:rPr>
-              <w:t>133</w:t>
+              <w:t>136</w:t>
             </w:r>
           </w:p>
         </w:tc>
@@ -9531,7 +9527,7 @@
                 <w:b w:val="0"/>
                 <w:sz w:val="17"/>
               </w:rPr>
-              <w:t>133</w:t>
+              <w:t>136</w:t>
             </w:r>
           </w:p>
         </w:tc>
@@ -10067,7 +10063,7 @@
       <w:pPr>
         <w:pStyle w:val="5"/>
       </w:pPr>
-      <w:bookmarkStart w:id="17" w:name="_Toc19398"/>
+      <w:bookmarkStart w:id="17" w:name="_Toc18116"/>
       <w:r>
         <w:rPr>
           <w:rFonts w:ascii="宋体" w:hAnsi="宋体" w:eastAsia="宋体"/>
@@ -11009,7 +11005,7 @@
       <w:pPr>
         <w:pStyle w:val="5"/>
       </w:pPr>
-      <w:bookmarkStart w:id="18" w:name="_Toc18958"/>
+      <w:bookmarkStart w:id="18" w:name="_Toc27850"/>
       <w:r>
         <w:rPr>
           <w:rFonts w:ascii="宋体" w:hAnsi="宋体" w:eastAsia="宋体"/>
@@ -11971,7 +11967,7 @@
       <w:pPr>
         <w:pStyle w:val="5"/>
       </w:pPr>
-      <w:bookmarkStart w:id="19" w:name="_Toc16431"/>
+      <w:bookmarkStart w:id="19" w:name="_Toc29927"/>
       <w:r>
         <w:rPr>
           <w:rFonts w:ascii="宋体" w:hAnsi="宋体" w:eastAsia="宋体"/>
@@ -11989,14 +11985,14 @@
           <w:b w:val="0"/>
           <w:sz w:val="21"/>
         </w:rPr>
-        <w:t>在项目编制时快照下，133 条自动化测试全部通过，核心业务链路可运行，权限、问答、图谱、收藏、审计、管理和运维均有可验证成果。项目没有声称覆盖率、并发能力或真实用户满意度等未采集指标；这些缺口已在不足与后续改进中明确列出。</w:t>
+        <w:t>在项目编制时快照下，136 条自动化测试全部通过，核心业务链路可运行，权限、问答、图谱、收藏、审计、管理和运维均有可验证成果。项目没有声称覆盖率、并发能力或真实用户满意度等未采集指标；这些缺口已在不足与后续改进中明确列出。</w:t>
       </w:r>
     </w:p>
     <w:p>
       <w:pPr>
         <w:pStyle w:val="4"/>
       </w:pPr>
-      <w:bookmarkStart w:id="20" w:name="_Toc5971"/>
+      <w:bookmarkStart w:id="20" w:name="_Toc23094"/>
       <w:r>
         <w:rPr>
           <w:rFonts w:ascii="宋体" w:hAnsi="宋体" w:eastAsia="宋体"/>
@@ -12011,7 +12007,7 @@
       <w:pPr>
         <w:pStyle w:val="5"/>
       </w:pPr>
-      <w:bookmarkStart w:id="21" w:name="_Toc2"/>
+      <w:bookmarkStart w:id="21" w:name="_Toc11457"/>
       <w:r>
         <w:rPr>
           <w:rFonts w:ascii="宋体" w:hAnsi="宋体" w:eastAsia="宋体"/>
@@ -12314,7 +12310,7 @@
       <w:pPr>
         <w:pStyle w:val="5"/>
       </w:pPr>
-      <w:bookmarkStart w:id="22" w:name="_Toc27538"/>
+      <w:bookmarkStart w:id="22" w:name="_Toc31594"/>
       <w:r>
         <w:rPr>
           <w:rFonts w:ascii="宋体" w:hAnsi="宋体" w:eastAsia="宋体"/>
@@ -12617,7 +12613,7 @@
       <w:pPr>
         <w:pStyle w:val="5"/>
       </w:pPr>
-      <w:bookmarkStart w:id="23" w:name="_Toc10295"/>
+      <w:bookmarkStart w:id="23" w:name="_Toc4996"/>
       <w:r>
         <w:rPr>
           <w:rFonts w:ascii="宋体" w:hAnsi="宋体" w:eastAsia="宋体"/>
@@ -12920,7 +12916,7 @@
       <w:pPr>
         <w:pStyle w:val="5"/>
       </w:pPr>
-      <w:bookmarkStart w:id="24" w:name="_Toc25530"/>
+      <w:bookmarkStart w:id="24" w:name="_Toc31271"/>
       <w:r>
         <w:rPr>
           <w:rFonts w:ascii="宋体" w:hAnsi="宋体" w:eastAsia="宋体"/>
@@ -13216,14 +13212,14 @@
           <w:b w:val="0"/>
           <w:sz w:val="21"/>
         </w:rPr>
-        <w:t>测试阶段确认了自动化测试对单人项目的重要性。由于没有独立测试人员，权限和问答等高风险区域必须通过可重复用例来补偿人工检查的不足。133 条用例覆盖了 API、安全、RAG、登录和系统主链路，但课程项目没有采集未实现的覆盖率数据，因此不能把“测试通过”扩大解释为所有代码路径均已覆盖。</w:t>
+        <w:t>测试阶段确认了自动化测试对单人项目的重要性。由于没有独立测试人员，权限和问答等高风险区域必须通过可重复用例来补偿人工检查的不足。136 条用例覆盖了 API、安全、RAG、登录和系统主链路，但课程项目没有采集未实现的覆盖率数据，因此不能把“测试通过”扩大解释为所有代码路径均已覆盖。</w:t>
       </w:r>
     </w:p>
     <w:p>
       <w:pPr>
         <w:pStyle w:val="4"/>
       </w:pPr>
-      <w:bookmarkStart w:id="25" w:name="_Toc20110"/>
+      <w:bookmarkStart w:id="25" w:name="_Toc18395"/>
       <w:r>
         <w:rPr>
           <w:rFonts w:ascii="宋体" w:hAnsi="宋体" w:eastAsia="宋体"/>
@@ -14609,7 +14605,7 @@
       <w:pPr>
         <w:pStyle w:val="4"/>
       </w:pPr>
-      <w:bookmarkStart w:id="26" w:name="_Toc8425"/>
+      <w:bookmarkStart w:id="26" w:name="_Toc28310"/>
       <w:r>
         <w:rPr>
           <w:rFonts w:ascii="宋体" w:hAnsi="宋体" w:eastAsia="宋体"/>
@@ -14624,7 +14620,7 @@
       <w:pPr>
         <w:pStyle w:val="5"/>
       </w:pPr>
-      <w:bookmarkStart w:id="27" w:name="_Toc28806"/>
+      <w:bookmarkStart w:id="27" w:name="_Toc19662"/>
       <w:r>
         <w:rPr>
           <w:rFonts w:ascii="宋体" w:hAnsi="宋体" w:eastAsia="宋体"/>
@@ -14764,7 +14760,7 @@
           <w:b w:val="0"/>
           <w:sz w:val="21"/>
         </w:rPr>
-        <w:t xml:space="preserve"> 133 条用例全部通过是重要成果，但没有采集代码覆盖率，也缺少浏览器端端到端自动化和生产级压力测试。</w:t>
+        <w:t xml:space="preserve"> 136 条用例全部通过是重要成果，但没有采集代码覆盖率，也缺少浏览器端端到端自动化和生产级压力测试。</w:t>
       </w:r>
     </w:p>
     <w:p>
@@ -14837,7 +14833,7 @@
       <w:pPr>
         <w:pStyle w:val="5"/>
       </w:pPr>
-      <w:bookmarkStart w:id="28" w:name="_Toc28692"/>
+      <w:bookmarkStart w:id="28" w:name="_Toc29980"/>
       <w:r>
         <w:rPr>
           <w:rFonts w:ascii="宋体" w:hAnsi="宋体" w:eastAsia="宋体"/>
@@ -15708,7 +15704,7 @@
       <w:pPr>
         <w:pStyle w:val="4"/>
       </w:pPr>
-      <w:bookmarkStart w:id="29" w:name="_Toc7912"/>
+      <w:bookmarkStart w:id="29" w:name="_Toc17600"/>
       <w:r>
         <w:rPr>
           <w:rFonts w:ascii="宋体" w:hAnsi="宋体" w:eastAsia="宋体"/>
@@ -15723,7 +15719,7 @@
       <w:pPr>
         <w:pStyle w:val="5"/>
       </w:pPr>
-      <w:bookmarkStart w:id="30" w:name="_Toc24548"/>
+      <w:bookmarkStart w:id="30" w:name="_Toc2008"/>
       <w:r>
         <w:rPr>
           <w:rFonts w:ascii="宋体" w:hAnsi="宋体" w:eastAsia="宋体"/>
@@ -15748,7 +15744,7 @@
       <w:pPr>
         <w:pStyle w:val="5"/>
       </w:pPr>
-      <w:bookmarkStart w:id="31" w:name="_Toc29363"/>
+      <w:bookmarkStart w:id="31" w:name="_Toc17783"/>
       <w:r>
         <w:rPr>
           <w:rFonts w:ascii="宋体" w:hAnsi="宋体" w:eastAsia="宋体"/>
@@ -15773,7 +15769,7 @@
       <w:pPr>
         <w:pStyle w:val="5"/>
       </w:pPr>
-      <w:bookmarkStart w:id="32" w:name="_Toc15983"/>
+      <w:bookmarkStart w:id="32" w:name="_Toc24850"/>
       <w:r>
         <w:rPr>
           <w:rFonts w:ascii="宋体" w:hAnsi="宋体" w:eastAsia="宋体"/>
@@ -15791,14 +15787,14 @@
           <w:b w:val="0"/>
           <w:sz w:val="21"/>
         </w:rPr>
-        <w:t>权限、问答来源、审计和测试隔离让我认识到，安全边界必须通过共享规则和自动化用例来保证。只在某个页面加判断并不可靠；权限规则一旦分散，就很容易在问答、图谱或统计入口出现遗漏。133 条测试用例的价值不只是数量，而是把高风险规则固化为可重复检查。</w:t>
+        <w:t>权限、问答来源、审计和测试隔离让我认识到，安全边界必须通过共享规则和自动化用例来保证。只在某个页面加判断并不可靠；权限规则一旦分散，就很容易在问答、图谱或统计入口出现遗漏。136 条测试用例的价值不只是数量，而是把高风险规则固化为可重复检查。</w:t>
       </w:r>
     </w:p>
     <w:p>
       <w:pPr>
         <w:pStyle w:val="5"/>
       </w:pPr>
-      <w:bookmarkStart w:id="33" w:name="_Toc32370"/>
+      <w:bookmarkStart w:id="33" w:name="_Toc5455"/>
       <w:r>
         <w:rPr>
           <w:rFonts w:ascii="宋体" w:hAnsi="宋体" w:eastAsia="宋体"/>
@@ -15823,7 +15819,7 @@
       <w:pPr>
         <w:pStyle w:val="5"/>
       </w:pPr>
-      <w:bookmarkStart w:id="34" w:name="_Toc1458"/>
+      <w:bookmarkStart w:id="34" w:name="_Toc5665"/>
       <w:r>
         <w:rPr>
           <w:rFonts w:ascii="宋体" w:hAnsi="宋体" w:eastAsia="宋体"/>
@@ -15848,7 +15844,7 @@
       <w:pPr>
         <w:pStyle w:val="4"/>
       </w:pPr>
-      <w:bookmarkStart w:id="35" w:name="_Toc18246"/>
+      <w:bookmarkStart w:id="35" w:name="_Toc25342"/>
       <w:r>
         <w:rPr>
           <w:rFonts w:ascii="宋体" w:hAnsi="宋体" w:eastAsia="宋体"/>
@@ -16403,7 +16399,7 @@
                 <w:b w:val="0"/>
                 <w:sz w:val="17"/>
               </w:rPr>
-              <w:t xml:space="preserve"> 下 pytest 测试集，共 133 条编制时快照</w:t>
+              <w:t xml:space="preserve"> 下 pytest 测试集，共 136 条编制时快照</w:t>
             </w:r>
           </w:p>
         </w:tc>
@@ -17296,7 +17292,7 @@
       <w:pPr>
         <w:pStyle w:val="4"/>
       </w:pPr>
-      <w:bookmarkStart w:id="36" w:name="_Toc13567"/>
+      <w:bookmarkStart w:id="36" w:name="_Toc22169"/>
       <w:r>
         <w:rPr>
           <w:rFonts w:ascii="宋体" w:hAnsi="宋体" w:eastAsia="宋体"/>
@@ -17311,7 +17307,7 @@
       <w:pPr>
         <w:pStyle w:val="5"/>
       </w:pPr>
-      <w:bookmarkStart w:id="37" w:name="_Toc27427"/>
+      <w:bookmarkStart w:id="37" w:name="_Toc21663"/>
       <w:r>
         <w:rPr>
           <w:rFonts w:ascii="宋体" w:hAnsi="宋体" w:eastAsia="宋体"/>
@@ -17924,7 +17920,7 @@
                 <w:b w:val="0"/>
                 <w:sz w:val="17"/>
               </w:rPr>
-              <w:t>133 条测试编制时全部通过，覆盖高风险边界；缺少覆盖率和 E2E</w:t>
+              <w:t>136 条测试编制时全部通过，覆盖高风险边界；缺少覆盖率和 E2E</w:t>
             </w:r>
           </w:p>
         </w:tc>
@@ -18263,7 +18259,7 @@
       <w:pPr>
         <w:pStyle w:val="5"/>
       </w:pPr>
-      <w:bookmarkStart w:id="38" w:name="_Toc18108"/>
+      <w:bookmarkStart w:id="38" w:name="_Toc22970"/>
       <w:r>
         <w:rPr>
           <w:rFonts w:ascii="宋体" w:hAnsi="宋体" w:eastAsia="宋体"/>
@@ -18281,7 +18277,7 @@
           <w:b w:val="0"/>
           <w:sz w:val="21"/>
         </w:rPr>
-        <w:t>《智慧企业知识财富库系统》V2.0 已完成课程设定的主要目标：形成可运行的前后端应用，覆盖认证与权限、知识文档、检索增强问答、知识图谱、收藏、审计、用户与分类管理、系统运维八个模块；完成 10 张 UML 图、前端页面截图和课程文档；测试集编制时共 133 条，全部通过。</w:t>
+        <w:t>《智慧企业知识财富库系统》V2.0 已完成课程设定的主要目标：形成可运行的前后端应用，覆盖认证与权限、知识文档、检索增强问答、知识图谱、收藏、审计、用户与分类管理、系统运维八个模块；完成 10 张 UML 图、前端页面截图和课程文档；测试集编制时共 136 条，全部通过。</w:t>
       </w:r>
     </w:p>
     <w:p>
@@ -18647,8 +18643,8 @@
     <w:lsdException w:uiPriority="99" w:name="Normal Indent"/>
     <w:lsdException w:uiPriority="99" w:name="footnote text"/>
     <w:lsdException w:uiPriority="99" w:name="annotation text"/>
-    <w:lsdException w:uiPriority="99" w:semiHidden="0" w:name="header"/>
-    <w:lsdException w:uiPriority="99" w:semiHidden="0" w:name="footer"/>
+    <w:lsdException w:qFormat="1" w:uiPriority="99" w:semiHidden="0" w:name="header"/>
+    <w:lsdException w:qFormat="1" w:uiPriority="99" w:semiHidden="0" w:name="footer"/>
     <w:lsdException w:uiPriority="99" w:name="index heading"/>
     <w:lsdException w:qFormat="1" w:uiPriority="35" w:name="caption"/>
     <w:lsdException w:uiPriority="99" w:name="table of figures"/>
@@ -18661,32 +18657,32 @@
     <w:lsdException w:uiPriority="99" w:name="endnote reference"/>
     <w:lsdException w:uiPriority="99" w:name="endnote text"/>
     <w:lsdException w:uiPriority="99" w:name="table of authorities"/>
-    <w:lsdException w:qFormat="1" w:uiPriority="99" w:semiHidden="0" w:name="macro"/>
+    <w:lsdException w:uiPriority="99" w:semiHidden="0" w:name="macro"/>
     <w:lsdException w:uiPriority="99" w:name="toa heading"/>
     <w:lsdException w:uiPriority="99" w:semiHidden="0" w:name="List"/>
-    <w:lsdException w:qFormat="1" w:uiPriority="99" w:semiHidden="0" w:name="List Bullet"/>
-    <w:lsdException w:qFormat="1" w:uiPriority="99" w:semiHidden="0" w:name="List Number"/>
+    <w:lsdException w:uiPriority="99" w:semiHidden="0" w:name="List Bullet"/>
+    <w:lsdException w:uiPriority="99" w:semiHidden="0" w:name="List Number"/>
     <w:lsdException w:qFormat="1" w:uiPriority="99" w:semiHidden="0" w:name="List 2"/>
-    <w:lsdException w:qFormat="1" w:uiPriority="99" w:semiHidden="0" w:name="List 3"/>
+    <w:lsdException w:uiPriority="99" w:semiHidden="0" w:name="List 3"/>
     <w:lsdException w:uiPriority="99" w:name="List 4"/>
     <w:lsdException w:uiPriority="99" w:name="List 5"/>
     <w:lsdException w:uiPriority="99" w:semiHidden="0" w:name="List Bullet 2"/>
     <w:lsdException w:qFormat="1" w:uiPriority="99" w:semiHidden="0" w:name="List Bullet 3"/>
     <w:lsdException w:uiPriority="99" w:name="List Bullet 4"/>
     <w:lsdException w:uiPriority="99" w:name="List Bullet 5"/>
-    <w:lsdException w:qFormat="1" w:uiPriority="99" w:semiHidden="0" w:name="List Number 2"/>
+    <w:lsdException w:uiPriority="99" w:semiHidden="0" w:name="List Number 2"/>
     <w:lsdException w:qFormat="1" w:uiPriority="99" w:semiHidden="0" w:name="List Number 3"/>
     <w:lsdException w:uiPriority="99" w:name="List Number 4"/>
     <w:lsdException w:uiPriority="99" w:name="List Number 5"/>
     <w:lsdException w:qFormat="1" w:unhideWhenUsed="0" w:uiPriority="10" w:semiHidden="0" w:name="Title"/>
     <w:lsdException w:uiPriority="99" w:name="Closing"/>
     <w:lsdException w:uiPriority="99" w:name="Signature"/>
-    <w:lsdException w:uiPriority="1" w:name="Default Paragraph Font"/>
-    <w:lsdException w:qFormat="1" w:uiPriority="99" w:semiHidden="0" w:name="Body Text"/>
+    <w:lsdException w:qFormat="1" w:uiPriority="1" w:name="Default Paragraph Font"/>
+    <w:lsdException w:uiPriority="99" w:semiHidden="0" w:name="Body Text"/>
     <w:lsdException w:uiPriority="99" w:name="Body Text Indent"/>
-    <w:lsdException w:qFormat="1" w:uiPriority="99" w:semiHidden="0" w:name="List Continue"/>
-    <w:lsdException w:qFormat="1" w:uiPriority="99" w:semiHidden="0" w:name="List Continue 2"/>
-    <w:lsdException w:qFormat="1" w:uiPriority="99" w:semiHidden="0" w:name="List Continue 3"/>
+    <w:lsdException w:uiPriority="99" w:semiHidden="0" w:name="List Continue"/>
+    <w:lsdException w:uiPriority="99" w:semiHidden="0" w:name="List Continue 2"/>
+    <w:lsdException w:uiPriority="99" w:semiHidden="0" w:name="List Continue 3"/>
     <w:lsdException w:uiPriority="99" w:name="List Continue 4"/>
     <w:lsdException w:uiPriority="99" w:name="List Continue 5"/>
     <w:lsdException w:uiPriority="99" w:name="Message Header"/>
@@ -18697,7 +18693,7 @@
     <w:lsdException w:uiPriority="99" w:name="Body Text First Indent 2"/>
     <w:lsdException w:uiPriority="99" w:name="Note Heading"/>
     <w:lsdException w:uiPriority="99" w:semiHidden="0" w:name="Body Text 2"/>
-    <w:lsdException w:qFormat="1" w:uiPriority="99" w:semiHidden="0" w:name="Body Text 3"/>
+    <w:lsdException w:uiPriority="99" w:semiHidden="0" w:name="Body Text 3"/>
     <w:lsdException w:uiPriority="99" w:name="Body Text Indent 2"/>
     <w:lsdException w:uiPriority="99" w:name="Body Text Indent 3"/>
     <w:lsdException w:uiPriority="99" w:name="Block Text"/>
@@ -18764,12 +18760,12 @@
     <w:lsdException w:uiPriority="99" w:name="Table Web 2"/>
     <w:lsdException w:uiPriority="99" w:name="Table Web 3"/>
     <w:lsdException w:uiPriority="99" w:name="Balloon Text"/>
-    <w:lsdException w:qFormat="1" w:unhideWhenUsed="0" w:uiPriority="59" w:semiHidden="0" w:name="Table Grid"/>
+    <w:lsdException w:unhideWhenUsed="0" w:uiPriority="59" w:semiHidden="0" w:name="Table Grid"/>
     <w:lsdException w:uiPriority="99" w:name="Table Theme"/>
     <w:lsdException w:qFormat="1" w:unhideWhenUsed="0" w:uiPriority="1" w:semiHidden="0" w:name="No Spacing"/>
-    <w:lsdException w:qFormat="1" w:unhideWhenUsed="0" w:uiPriority="60" w:semiHidden="0" w:name="Light Shading"/>
+    <w:lsdException w:unhideWhenUsed="0" w:uiPriority="60" w:semiHidden="0" w:name="Light Shading"/>
     <w:lsdException w:unhideWhenUsed="0" w:uiPriority="61" w:semiHidden="0" w:name="Light List"/>
-    <w:lsdException w:qFormat="1" w:unhideWhenUsed="0" w:uiPriority="62" w:semiHidden="0" w:name="Light Grid"/>
+    <w:lsdException w:unhideWhenUsed="0" w:uiPriority="62" w:semiHidden="0" w:name="Light Grid"/>
     <w:lsdException w:unhideWhenUsed="0" w:uiPriority="63" w:semiHidden="0" w:name="Medium Shading 1"/>
     <w:lsdException w:unhideWhenUsed="0" w:uiPriority="64" w:semiHidden="0" w:name="Medium Shading 2"/>
     <w:lsdException w:unhideWhenUsed="0" w:uiPriority="65" w:semiHidden="0" w:name="Medium List 1"/>
@@ -18781,8 +18777,8 @@
     <w:lsdException w:unhideWhenUsed="0" w:uiPriority="71" w:semiHidden="0" w:name="Colorful Shading"/>
     <w:lsdException w:unhideWhenUsed="0" w:uiPriority="72" w:semiHidden="0" w:name="Colorful List"/>
     <w:lsdException w:unhideWhenUsed="0" w:uiPriority="73" w:semiHidden="0" w:name="Colorful Grid"/>
-    <w:lsdException w:qFormat="1" w:unhideWhenUsed="0" w:uiPriority="60" w:semiHidden="0" w:name="Light Shading Accent 1"/>
-    <w:lsdException w:qFormat="1" w:unhideWhenUsed="0" w:uiPriority="61" w:semiHidden="0" w:name="Light List Accent 1"/>
+    <w:lsdException w:unhideWhenUsed="0" w:uiPriority="60" w:semiHidden="0" w:name="Light Shading Accent 1"/>
+    <w:lsdException w:unhideWhenUsed="0" w:uiPriority="61" w:semiHidden="0" w:name="Light List Accent 1"/>
     <w:lsdException w:unhideWhenUsed="0" w:uiPriority="62" w:semiHidden="0" w:name="Light Grid Accent 1"/>
     <w:lsdException w:unhideWhenUsed="0" w:uiPriority="63" w:semiHidden="0" w:name="Medium Shading 1 Accent 1"/>
     <w:lsdException w:unhideWhenUsed="0" w:uiPriority="64" w:semiHidden="0" w:name="Medium Shading 2 Accent 1"/>
@@ -18799,8 +18795,8 @@
     <w:lsdException w:unhideWhenUsed="0" w:uiPriority="72" w:semiHidden="0" w:name="Colorful List Accent 1"/>
     <w:lsdException w:unhideWhenUsed="0" w:uiPriority="73" w:semiHidden="0" w:name="Colorful Grid Accent 1"/>
     <w:lsdException w:unhideWhenUsed="0" w:uiPriority="60" w:semiHidden="0" w:name="Light Shading Accent 2"/>
-    <w:lsdException w:qFormat="1" w:unhideWhenUsed="0" w:uiPriority="61" w:semiHidden="0" w:name="Light List Accent 2"/>
-    <w:lsdException w:qFormat="1" w:unhideWhenUsed="0" w:uiPriority="62" w:semiHidden="0" w:name="Light Grid Accent 2"/>
+    <w:lsdException w:unhideWhenUsed="0" w:uiPriority="61" w:semiHidden="0" w:name="Light List Accent 2"/>
+    <w:lsdException w:unhideWhenUsed="0" w:uiPriority="62" w:semiHidden="0" w:name="Light Grid Accent 2"/>
     <w:lsdException w:unhideWhenUsed="0" w:uiPriority="63" w:semiHidden="0" w:name="Medium Shading 1 Accent 2"/>
     <w:lsdException w:unhideWhenUsed="0" w:uiPriority="64" w:semiHidden="0" w:name="Medium Shading 2 Accent 2"/>
     <w:lsdException w:unhideWhenUsed="0" w:uiPriority="65" w:semiHidden="0" w:name="Medium List 1 Accent 2"/>
@@ -18812,9 +18808,9 @@
     <w:lsdException w:unhideWhenUsed="0" w:uiPriority="71" w:semiHidden="0" w:name="Colorful Shading Accent 2"/>
     <w:lsdException w:unhideWhenUsed="0" w:uiPriority="72" w:semiHidden="0" w:name="Colorful List Accent 2"/>
     <w:lsdException w:unhideWhenUsed="0" w:uiPriority="73" w:semiHidden="0" w:name="Colorful Grid Accent 2"/>
-    <w:lsdException w:qFormat="1" w:unhideWhenUsed="0" w:uiPriority="60" w:semiHidden="0" w:name="Light Shading Accent 3"/>
+    <w:lsdException w:unhideWhenUsed="0" w:uiPriority="60" w:semiHidden="0" w:name="Light Shading Accent 3"/>
     <w:lsdException w:unhideWhenUsed="0" w:uiPriority="61" w:semiHidden="0" w:name="Light List Accent 3"/>
-    <w:lsdException w:qFormat="1" w:unhideWhenUsed="0" w:uiPriority="62" w:semiHidden="0" w:name="Light Grid Accent 3"/>
+    <w:lsdException w:unhideWhenUsed="0" w:uiPriority="62" w:semiHidden="0" w:name="Light Grid Accent 3"/>
     <w:lsdException w:unhideWhenUsed="0" w:uiPriority="63" w:semiHidden="0" w:name="Medium Shading 1 Accent 3"/>
     <w:lsdException w:unhideWhenUsed="0" w:uiPriority="64" w:semiHidden="0" w:name="Medium Shading 2 Accent 3"/>
     <w:lsdException w:unhideWhenUsed="0" w:uiPriority="65" w:semiHidden="0" w:name="Medium List 1 Accent 3"/>
@@ -18842,7 +18838,7 @@
     <w:lsdException w:unhideWhenUsed="0" w:uiPriority="73" w:semiHidden="0" w:name="Colorful Grid Accent 4"/>
     <w:lsdException w:unhideWhenUsed="0" w:uiPriority="60" w:semiHidden="0" w:name="Light Shading Accent 5"/>
     <w:lsdException w:unhideWhenUsed="0" w:uiPriority="61" w:semiHidden="0" w:name="Light List Accent 5"/>
-    <w:lsdException w:qFormat="1" w:unhideWhenUsed="0" w:uiPriority="62" w:semiHidden="0" w:name="Light Grid Accent 5"/>
+    <w:lsdException w:unhideWhenUsed="0" w:uiPriority="62" w:semiHidden="0" w:name="Light Grid Accent 5"/>
     <w:lsdException w:unhideWhenUsed="0" w:uiPriority="63" w:semiHidden="0" w:name="Medium Shading 1 Accent 5"/>
     <w:lsdException w:unhideWhenUsed="0" w:uiPriority="64" w:semiHidden="0" w:name="Medium Shading 2 Accent 5"/>
     <w:lsdException w:unhideWhenUsed="0" w:uiPriority="65" w:semiHidden="0" w:name="Medium List 1 Accent 5"/>
@@ -18855,7 +18851,7 @@
     <w:lsdException w:unhideWhenUsed="0" w:uiPriority="72" w:semiHidden="0" w:name="Colorful List Accent 5"/>
     <w:lsdException w:unhideWhenUsed="0" w:uiPriority="73" w:semiHidden="0" w:name="Colorful Grid Accent 5"/>
     <w:lsdException w:unhideWhenUsed="0" w:uiPriority="60" w:semiHidden="0" w:name="Light Shading Accent 6"/>
-    <w:lsdException w:qFormat="1" w:unhideWhenUsed="0" w:uiPriority="61" w:semiHidden="0" w:name="Light List Accent 6"/>
+    <w:lsdException w:unhideWhenUsed="0" w:uiPriority="61" w:semiHidden="0" w:name="Light List Accent 6"/>
     <w:lsdException w:unhideWhenUsed="0" w:uiPriority="62" w:semiHidden="0" w:name="Light Grid Accent 6"/>
     <w:lsdException w:unhideWhenUsed="0" w:uiPriority="63" w:semiHidden="0" w:name="Medium Shading 1 Accent 6"/>
     <w:lsdException w:unhideWhenUsed="0" w:uiPriority="64" w:semiHidden="0" w:name="Medium Shading 2 Accent 6"/>
@@ -19116,6 +19112,7 @@
     <w:name w:val="Default Paragraph Font"/>
     <w:semiHidden/>
     <w:unhideWhenUsed/>
+    <w:qFormat/>
     <w:uiPriority w:val="1"/>
   </w:style>
   <w:style w:type="table" w:default="1" w:styleId="34">
@@ -19137,7 +19134,6 @@
     <w:name w:val="macro"/>
     <w:link w:val="149"/>
     <w:unhideWhenUsed/>
-    <w:qFormat/>
     <w:uiPriority w:val="99"/>
     <w:pPr>
       <w:tabs>
@@ -19162,7 +19158,6 @@
     <w:name w:val="List 3"/>
     <w:basedOn w:val="1"/>
     <w:unhideWhenUsed/>
-    <w:qFormat/>
     <w:uiPriority w:val="99"/>
     <w:pPr>
       <w:ind w:left="1080" w:hanging="360"/>
@@ -19173,7 +19168,6 @@
     <w:name w:val="List Number 2"/>
     <w:basedOn w:val="1"/>
     <w:unhideWhenUsed/>
-    <w:qFormat/>
     <w:uiPriority w:val="99"/>
     <w:pPr>
       <w:numPr>
@@ -19187,7 +19181,6 @@
     <w:name w:val="List Number"/>
     <w:basedOn w:val="1"/>
     <w:unhideWhenUsed/>
-    <w:qFormat/>
     <w:uiPriority w:val="99"/>
     <w:pPr>
       <w:numPr>
@@ -19223,7 +19216,6 @@
     <w:name w:val="List Bullet"/>
     <w:basedOn w:val="1"/>
     <w:unhideWhenUsed/>
-    <w:qFormat/>
     <w:uiPriority w:val="99"/>
     <w:pPr>
       <w:numPr>
@@ -19238,7 +19230,6 @@
     <w:basedOn w:val="1"/>
     <w:link w:val="148"/>
     <w:unhideWhenUsed/>
-    <w:qFormat/>
     <w:uiPriority w:val="99"/>
     <w:pPr>
       <w:spacing w:after="120"/>
@@ -19267,7 +19258,6 @@
     <w:basedOn w:val="1"/>
     <w:link w:val="146"/>
     <w:unhideWhenUsed/>
-    <w:qFormat/>
     <w:uiPriority w:val="99"/>
     <w:pPr>
       <w:spacing w:after="120"/>
@@ -19302,7 +19292,6 @@
     <w:name w:val="List Continue"/>
     <w:basedOn w:val="1"/>
     <w:unhideWhenUsed/>
-    <w:qFormat/>
     <w:uiPriority w:val="99"/>
     <w:pPr>
       <w:spacing w:after="120"/>
@@ -19339,6 +19328,7 @@
     <w:basedOn w:val="1"/>
     <w:link w:val="138"/>
     <w:unhideWhenUsed/>
+    <w:qFormat/>
     <w:uiPriority w:val="99"/>
     <w:pPr>
       <w:tabs>
@@ -19353,6 +19343,7 @@
     <w:basedOn w:val="1"/>
     <w:link w:val="137"/>
     <w:unhideWhenUsed/>
+    <w:qFormat/>
     <w:uiPriority w:val="99"/>
     <w:pPr>
       <w:tabs>
@@ -19419,7 +19410,6 @@
     <w:name w:val="List Continue 2"/>
     <w:basedOn w:val="1"/>
     <w:unhideWhenUsed/>
-    <w:qFormat/>
     <w:uiPriority w:val="99"/>
     <w:pPr>
       <w:spacing w:after="120"/>
@@ -19431,7 +19421,6 @@
     <w:name w:val="List Continue 3"/>
     <w:basedOn w:val="1"/>
     <w:unhideWhenUsed/>
-    <w:qFormat/>
     <w:uiPriority w:val="99"/>
     <w:pPr>
       <w:spacing w:after="120"/>
@@ -19468,7 +19457,6 @@
   <w:style w:type="table" w:styleId="35">
     <w:name w:val="Table Grid"/>
     <w:basedOn w:val="34"/>
-    <w:qFormat/>
     <w:uiPriority w:val="59"/>
     <w:pPr>
       <w:spacing w:after="0" w:line="240" w:lineRule="auto"/>
@@ -19493,7 +19481,6 @@
   <w:style w:type="table" w:styleId="36">
     <w:name w:val="Light Shading"/>
     <w:basedOn w:val="34"/>
-    <w:qFormat/>
     <w:uiPriority w:val="60"/>
     <w:pPr>
       <w:spacing w:after="0" w:line="240" w:lineRule="auto"/>
@@ -19593,7 +19580,6 @@
   <w:style w:type="table" w:styleId="37">
     <w:name w:val="Light Shading Accent 1"/>
     <w:basedOn w:val="34"/>
-    <w:qFormat/>
     <w:uiPriority w:val="60"/>
     <w:pPr>
       <w:spacing w:after="0" w:line="240" w:lineRule="auto"/>
@@ -19792,7 +19778,6 @@
   <w:style w:type="table" w:styleId="39">
     <w:name w:val="Light Shading Accent 3"/>
     <w:basedOn w:val="34"/>
-    <w:qFormat/>
     <w:uiPriority w:val="60"/>
     <w:pPr>
       <w:spacing w:after="0" w:line="240" w:lineRule="auto"/>
@@ -20282,7 +20267,6 @@
   <w:style w:type="table" w:styleId="44">
     <w:name w:val="Light List Accent 1"/>
     <w:basedOn w:val="34"/>
-    <w:qFormat/>
     <w:uiPriority w:val="61"/>
     <w:pPr>
       <w:spacing w:after="0" w:line="240" w:lineRule="auto"/>
@@ -20376,7 +20360,6 @@
   <w:style w:type="table" w:styleId="45">
     <w:name w:val="Light List Accent 2"/>
     <w:basedOn w:val="34"/>
-    <w:qFormat/>
     <w:uiPriority w:val="61"/>
     <w:pPr>
       <w:spacing w:after="0" w:line="240" w:lineRule="auto"/>
@@ -20749,7 +20732,6 @@
   <w:style w:type="table" w:styleId="49">
     <w:name w:val="Light List Accent 6"/>
     <w:basedOn w:val="34"/>
-    <w:qFormat/>
     <w:uiPriority w:val="61"/>
     <w:pPr>
       <w:spacing w:after="0" w:line="240" w:lineRule="auto"/>
@@ -20843,7 +20825,6 @@
   <w:style w:type="table" w:styleId="50">
     <w:name w:val="Light Grid"/>
     <w:basedOn w:val="34"/>
-    <w:qFormat/>
     <w:uiPriority w:val="62"/>
     <w:pPr>
       <w:spacing w:after="0" w:line="240" w:lineRule="auto"/>
@@ -21096,7 +21077,6 @@
   <w:style w:type="table" w:styleId="52">
     <w:name w:val="Light Grid Accent 2"/>
     <w:basedOn w:val="34"/>
-    <w:qFormat/>
     <w:uiPriority w:val="62"/>
     <w:pPr>
       <w:spacing w:after="0" w:line="240" w:lineRule="auto"/>
@@ -21223,7 +21203,6 @@
   <w:style w:type="table" w:styleId="53">
     <w:name w:val="Light Grid Accent 3"/>
     <w:basedOn w:val="34"/>
-    <w:qFormat/>
     <w:uiPriority w:val="62"/>
     <w:pPr>
       <w:spacing w:after="0" w:line="240" w:lineRule="auto"/>
@@ -21476,7 +21455,6 @@
   <w:style w:type="table" w:styleId="55">
     <w:name w:val="Light Grid Accent 5"/>
     <w:basedOn w:val="34"/>
-    <w:qFormat/>
     <w:uiPriority w:val="62"/>
     <w:pPr>
       <w:spacing w:after="0" w:line="240" w:lineRule="auto"/>
@@ -30928,12 +30906,14 @@
     <w:name w:val="Header Char"/>
     <w:basedOn w:val="134"/>
     <w:link w:val="26"/>
+    <w:qFormat/>
     <w:uiPriority w:val="99"/>
   </w:style>
   <w:style w:type="character" w:customStyle="1" w:styleId="138">
     <w:name w:val="Footer Char"/>
     <w:basedOn w:val="134"/>
     <w:link w:val="25"/>
+    <w:qFormat/>
     <w:uiPriority w:val="99"/>
   </w:style>
   <w:style w:type="paragraph" w:styleId="139">
@@ -30954,7 +30934,6 @@
     <w:name w:val="Heading 1 Char"/>
     <w:basedOn w:val="134"/>
     <w:link w:val="3"/>
-    <w:qFormat/>
     <w:uiPriority w:val="9"/>
     <w:rPr>
       <w:rFonts w:asciiTheme="majorHAnsi" w:hAnsiTheme="majorHAnsi" w:eastAsiaTheme="majorEastAsia" w:cstheme="majorBidi"/>
@@ -30969,7 +30948,6 @@
     <w:name w:val="Heading 2 Char"/>
     <w:basedOn w:val="134"/>
     <w:link w:val="4"/>
-    <w:qFormat/>
     <w:uiPriority w:val="9"/>
     <w:rPr>
       <w:rFonts w:asciiTheme="majorHAnsi" w:hAnsiTheme="majorHAnsi" w:eastAsiaTheme="majorEastAsia" w:cstheme="majorBidi"/>
@@ -30989,7 +30967,6 @@
     <w:name w:val="Heading 3 Char"/>
     <w:basedOn w:val="134"/>
     <w:link w:val="5"/>
-    <w:qFormat/>
     <w:uiPriority w:val="9"/>
     <w:rPr>
       <w:rFonts w:asciiTheme="majorHAnsi" w:hAnsiTheme="majorHAnsi" w:eastAsiaTheme="majorEastAsia" w:cstheme="majorBidi"/>
@@ -31007,7 +30984,6 @@
     <w:name w:val="Title Char"/>
     <w:basedOn w:val="134"/>
     <w:link w:val="33"/>
-    <w:qFormat/>
     <w:uiPriority w:val="10"/>
     <w:rPr>
       <w:rFonts w:asciiTheme="majorHAnsi" w:hAnsiTheme="majorHAnsi" w:eastAsiaTheme="majorEastAsia" w:cstheme="majorBidi"/>
@@ -31052,20 +31028,19 @@
     <w:name w:val="Body Text Char"/>
     <w:basedOn w:val="134"/>
     <w:link w:val="19"/>
-    <w:qFormat/>
     <w:uiPriority w:val="99"/>
   </w:style>
   <w:style w:type="character" w:customStyle="1" w:styleId="147">
     <w:name w:val="Body Text 2 Char"/>
     <w:basedOn w:val="134"/>
     <w:link w:val="30"/>
+    <w:qFormat/>
     <w:uiPriority w:val="99"/>
   </w:style>
   <w:style w:type="character" w:customStyle="1" w:styleId="148">
     <w:name w:val="Body Text 3 Char"/>
     <w:basedOn w:val="134"/>
     <w:link w:val="17"/>
-    <w:qFormat/>
     <w:uiPriority w:val="99"/>
     <w:rPr>
       <w:sz w:val="16"/>
@@ -31076,7 +31051,6 @@
     <w:name w:val="Macro Text Char"/>
     <w:basedOn w:val="134"/>
     <w:link w:val="2"/>
-    <w:qFormat/>
     <w:uiPriority w:val="99"/>
     <w:rPr>
       <w:rFonts w:ascii="Courier" w:hAnsi="Courier"/>
@@ -31106,7 +31080,6 @@
     <w:name w:val="Quote Char"/>
     <w:basedOn w:val="134"/>
     <w:link w:val="150"/>
-    <w:qFormat/>
     <w:uiPriority w:val="29"/>
     <w:rPr>
       <w:i/>
@@ -31124,7 +31097,6 @@
     <w:basedOn w:val="134"/>
     <w:link w:val="6"/>
     <w:semiHidden/>
-    <w:qFormat/>
     <w:uiPriority w:val="9"/>
     <w:rPr>
       <w:rFonts w:asciiTheme="majorHAnsi" w:hAnsiTheme="majorHAnsi" w:eastAsiaTheme="majorEastAsia" w:cstheme="majorBidi"/>
@@ -31145,7 +31117,6 @@
     <w:basedOn w:val="134"/>
     <w:link w:val="7"/>
     <w:semiHidden/>
-    <w:qFormat/>
     <w:uiPriority w:val="9"/>
     <w:rPr>
       <w:rFonts w:asciiTheme="majorHAnsi" w:hAnsiTheme="majorHAnsi" w:eastAsiaTheme="majorEastAsia" w:cstheme="majorBidi"/>
@@ -31157,7 +31128,6 @@
     <w:basedOn w:val="134"/>
     <w:link w:val="8"/>
     <w:semiHidden/>
-    <w:qFormat/>
     <w:uiPriority w:val="9"/>
     <w:rPr>
       <w:rFonts w:asciiTheme="majorHAnsi" w:hAnsiTheme="majorHAnsi" w:eastAsiaTheme="majorEastAsia" w:cstheme="majorBidi"/>
@@ -31171,7 +31141,6 @@
     <w:basedOn w:val="134"/>
     <w:link w:val="9"/>
     <w:semiHidden/>
-    <w:qFormat/>
     <w:uiPriority w:val="9"/>
     <w:rPr>
       <w:rFonts w:asciiTheme="majorHAnsi" w:hAnsiTheme="majorHAnsi" w:eastAsiaTheme="majorEastAsia" w:cstheme="majorBidi"/>
@@ -31193,7 +31162,6 @@
     <w:basedOn w:val="134"/>
     <w:link w:val="10"/>
     <w:semiHidden/>
-    <w:qFormat/>
     <w:uiPriority w:val="9"/>
     <w:rPr>
       <w:rFonts w:asciiTheme="majorHAnsi" w:hAnsiTheme="majorHAnsi" w:eastAsiaTheme="majorEastAsia" w:cstheme="majorBidi"/>
@@ -31261,7 +31229,6 @@
     <w:name w:val="Intense Quote Char"/>
     <w:basedOn w:val="134"/>
     <w:link w:val="158"/>
-    <w:qFormat/>
     <w:uiPriority w:val="30"/>
     <w:rPr>
       <w:b/>
